--- a/output_fixed/TK_05_baza_kolonn_690x690x160_лощение.docx
+++ b/output_fixed/TK_05_baza_kolonn_690x690x160_лощение.docx
@@ -189,7 +189,7 @@
           <w:szCs w:val="28"/>
           <w:rFonts w:ascii="Times New Roman" w:cs="Times New Roman" w:eastAsia="Times New Roman" w:hAnsi="Times New Roman"/>
         </w:rPr>
-        <w:t xml:space="preserve">Изделие индивидуальное объемное сегментное, радиусное, с формной канта R=65,  из полнотелого натурального камня с толщин 690×690×160 мм</w:t>
+        <w:t xml:space="preserve">Изделие индивидуальное объемное сегментное, радиусное, с формной канта R=65,  из полнотелого натурального камня с толщиной t=160, с радиусом от R510, с калибровкой и полировкой торцевых частей изделия: облицовка базы колонн (по 4 сегмента на каждую из 16 колонн),  деталь 2 — сложной конфигурации, фигурная фаска 5мм, с ручной доработкой поверхностей; материал — гранит м-ния Жалгыз; обработка поверхности — лощение; размеры 690х690х160мм; см. чертеж. 690×690×160 мм</w:t>
       </w:r>
     </w:p>
     <w:p>
@@ -406,7 +406,7 @@
           <w:szCs w:val="24"/>
           <w:rFonts w:ascii="Times New Roman" w:cs="Times New Roman" w:eastAsia="Times New Roman" w:hAnsi="Times New Roman"/>
         </w:rPr>
-        <w:t xml:space="preserve">Настоящая Технологическая карта (ТК) устанавливает порядок и технологическую последовательность изготовления напольной плиты из гранита м-ния Жалгыз размером 690×690×160 мм с фактурой лощения лицевой поверхности, калибровкой по всем сторонам и фасками 5 мм по четырём кромкам.</w:t>
+        <w:t xml:space="preserve">Настоящая Технологическая карта (ТК) устанавливает порядок и технологическую последовательность изготовления базы колонны из гранита м-ния Жалгыз размером 690×690×160 мм с фактурой лощения лицевой поверхности, калибровкой по всем сторонам и фасками 5 мм по четырём кромкам.</w:t>
       </w:r>
     </w:p>
     <w:p>
@@ -467,35 +467,35 @@
           <w:szCs w:val="24"/>
           <w:rFonts w:ascii="Times New Roman" w:cs="Times New Roman" w:eastAsia="Times New Roman" w:hAnsi="Times New Roman"/>
         </w:rPr>
-        <w:t xml:space="preserve">Порода: гранит. Коммерческое наименование: м-ния Жалгыз. Структура: мелко- и среднезернистая. Цвет: светло-бежевый, кремовый с тонкими прожилками. Характерная особенность: минимальное содержание жил и микротрещин — требование 1-й категории подбора.</w:t>
-      </w:r>
-    </w:p>
-    <w:p>
-      <w:pPr>
-        <w:spacing w:after="120" w:line="276" w:lineRule="auto"/>
-        <w:jc w:val="both"/>
-      </w:pPr>
-      <w:r>
-        <w:rPr>
-          <w:sz w:val="24"/>
-          <w:szCs w:val="24"/>
-          <w:rFonts w:ascii="Times New Roman" w:cs="Times New Roman" w:eastAsia="Times New Roman" w:hAnsi="Times New Roman"/>
-        </w:rPr>
-        <w:t xml:space="preserve">Физико-механические характеристики гранита: плотность ~2700 кг/м³ (принято для расчёта массы изделия: 0,7×0,7×0,16×2620 ≈ 199,6 кг/плита, расчётно ~200 кг/плита); прочность при сжатии по типу гранитов — от 50 до 130 МПа (в зависимости от месторождения); водопоглощение — менее 0,5%; морозостойкость — по сертификату поставщика.</w:t>
-      </w:r>
-    </w:p>
-    <w:p>
-      <w:pPr>
-        <w:spacing w:after="120" w:line="276" w:lineRule="auto"/>
-        <w:jc w:val="both"/>
-      </w:pPr>
-      <w:r>
-        <w:rPr>
-          <w:sz w:val="24"/>
-          <w:szCs w:val="24"/>
-          <w:rFonts w:ascii="Times New Roman" w:cs="Times New Roman" w:eastAsia="Times New Roman" w:hAnsi="Times New Roman"/>
-        </w:rPr>
-        <w:t xml:space="preserve">ВАЖНОЕ ПРИМЕЧАНИЕ: Гранит м-ния Жалгыз содержит значительно меньше кварца, чем гранит, однако общецеховые меры профилактики силикоза применяются на всех операциях механической обработки (влажная резка, полумаски-респираторы FFP2+ при обработке, влажная уборка пыли) в соответствии с СанПиН 1.2.3685-21 как обязательные цеховые меры.</w:t>
+        <w:t xml:space="preserve">Порода: гранит. Коммерческое наименование: м-ния Жалгыз. Структура: мелко- и среднезернистая, массивная, массивная. Цвет: серо-розовый с тёмными вкраплениями. Характерная особенность: минимальное содержание жил и микротрещин — требование 1-й категории подбора.</w:t>
+      </w:r>
+    </w:p>
+    <w:p>
+      <w:pPr>
+        <w:spacing w:after="120" w:line="276" w:lineRule="auto"/>
+        <w:jc w:val="both"/>
+      </w:pPr>
+      <w:r>
+        <w:rPr>
+          <w:sz w:val="24"/>
+          <w:szCs w:val="24"/>
+          <w:rFonts w:ascii="Times New Roman" w:cs="Times New Roman" w:eastAsia="Times New Roman" w:hAnsi="Times New Roman"/>
+        </w:rPr>
+        <w:t xml:space="preserve">Физико-механические характеристики гранита: плотность ~2700 кг/м³ (принято для расчёта массы изделия: 0,7×0,7×0,16×2620 ≈ 199,6 кг/плита, расчётно ~200 кг/плита); прочность при сжатии по типу мраморов — от 50 до 130 МПа (в зависимости от месторождения); водопоглощение — менее 0,5%; морозостойкость — по сертификату поставщика.</w:t>
+      </w:r>
+    </w:p>
+    <w:p>
+      <w:pPr>
+        <w:spacing w:after="120" w:line="276" w:lineRule="auto"/>
+        <w:jc w:val="both"/>
+      </w:pPr>
+      <w:r>
+        <w:rPr>
+          <w:sz w:val="24"/>
+          <w:szCs w:val="24"/>
+          <w:rFonts w:ascii="Times New Roman" w:cs="Times New Roman" w:eastAsia="Times New Roman" w:hAnsi="Times New Roman"/>
+        </w:rPr>
+        <w:t xml:space="preserve">ВАЖНОЕ ПРИМЕЧАНИЕ: Гранит м-ния Жалгыз содержит кварц (~25-30%), требуется строгое соблюдение мер профилактики силикоза (FFP3/СИЗОД, влажная резка, промышленная вентиляция) на всех операциях механической обработки (влажная резка, полумаски-респираторы FFP2+ при обработке, влажная уборка пыли) в соответствии с СанПиН 1.2.3685-21 как обязательные цеховые меры.</w:t>
       </w:r>
     </w:p>
     <w:p>
@@ -523,7 +523,7 @@
           <w:szCs w:val="24"/>
           <w:rFonts w:ascii="Times New Roman" w:cs="Times New Roman" w:eastAsia="Times New Roman" w:hAnsi="Times New Roman"/>
         </w:rPr>
-        <w:t xml:space="preserve">Изделие: напольная плита прямоугольной (квадратной) формы. Конфигурация — простая прямоугольная, без сложных профилей.</w:t>
+        <w:t xml:space="preserve">Изделие: база колонны сегментной радиусной формы. Конфигурация — сегментное радиусное изделие.</w:t>
       </w:r>
     </w:p>
     <w:p>
@@ -936,7 +936,7 @@
           <w:szCs w:val="24"/>
           <w:rFonts w:ascii="Times New Roman" w:cs="Times New Roman" w:eastAsia="Times New Roman" w:hAnsi="Times New Roman"/>
         </w:rPr>
-        <w:t xml:space="preserve">Производство напольных плит 690×690×160 мм из гранита м-ния Жалгыз осуществляется в производственном цехе предприятия, оснащённом мостовыми кранами, станками механической обработки камня (SQC2200, SQC600-4D, SQC600-4D), полировальным оборудованием (ZLMS 2600, ZLMS 2600), компрессором D316Y и системой водоочистки (2×1000 л/мин). Цех обеспечен промышленной вентиляцией и водоснабжением для мокрой обработки.</w:t>
+        <w:t xml:space="preserve">Производство баз колонн 690×690×160 мм из гранита м-ния Жалгыз осуществляется в производственном цехе предприятия, оснащённом мостовыми кранами, станками механической обработки камня (SQC2200, SQC600-4D, SQC600-4D), полировальным оборудованием (ZLMS 2600, ZLMS 2600), компрессором D316Y и системой водоочистки (2×1000 л/мин). Цех обеспечен промышленной вентиляцией и водоснабжением для мокрой обработки.</w:t>
       </w:r>
     </w:p>
     <w:p>
@@ -12408,7 +12408,7 @@
           <w:szCs w:val="24"/>
           <w:rFonts w:ascii="Times New Roman" w:cs="Times New Roman" w:eastAsia="Times New Roman" w:hAnsi="Times New Roman"/>
         </w:rPr>
-        <w:t xml:space="preserve">Маршрутная карта оформлена в соответствии с ГОСТ 3.1118-82 (ЕСТД, маршрутные карты). Содержит полный технологический маршрут производства изделие индивидуальное объемное сегментное, радиусное, с формной канта r=65,  из полнотелого натурального камня с толщин 690×690×160 мм из гранита м-ния Жалгыз. Трудозатраты не нормированы.</w:t>
+        <w:t xml:space="preserve">Маршрутная карта оформлена в соответствии с ГОСТ 3.1118-82 (ЕСТД, маршрутные карты). Содержит полный технологический маршрут производства изделие индивидуальное объемное сегментное, радиусное, с формной канта r=65,  из полнотелого натурального камня с толщиной t=160, с радиусом от r510, с калибровкой и полировкой торцевых частей изделия: облицовка базы колонн (по 4 сегмента на каждую из 16 колонн),  деталь 2 — сложной конфигурации, фигурная фаска 5мм, с ручной доработкой поверхностей; материал — гранит м-ния жалгыз; обработка поверхности — лощение; размеры 690х690х160мм; см. чертеж. 690×690×160 мм из гранита м-ния Жалгыз. Трудозатраты не нормированы.</w:t>
       </w:r>
     </w:p>
     <w:p>
@@ -16767,7 +16767,7 @@
         <w:szCs w:val="20"/>
         <w:rFonts w:ascii="Times New Roman" w:cs="Times New Roman" w:eastAsia="Times New Roman" w:hAnsi="Times New Roman"/>
       </w:rPr>
-      <w:t xml:space="preserve">Изделие индивидуальное объемное сегментное, радиусное, с формной канта R=65,  из полнотелого натурального камня с толщин 690×690×160 мм — гранит м-ния Жалгыз</w:t>
+      <w:t xml:space="preserve">Изделие индивидуальное объемное сегментное, радиусное, с формной канта R=65,  из полнотелого натурального камня с толщиной t=160, с радиусом от R510, с калибровкой и полировкой торцевых частей изделия: облицовка базы колонн (по 4 сегмента на каждую из 16 колонн),  деталь 2 — сложной конфигурации, фигурная фаска 5мм, с ручной доработкой поверхностей; материал — гранит м-ния Жалгыз; обработка поверхности — лощение; размеры 690х690х160мм; см. чертеж. 690×690×160 мм — гранит м-ния Жалгыз</w:t>
     </w:r>
   </w:p>
 </w:hdr>

--- a/output_fixed/TK_05_baza_kolonn_690x690x160_лощение.docx
+++ b/output_fixed/TK_05_baza_kolonn_690x690x160_лощение.docx
@@ -467,7 +467,7 @@
           <w:szCs w:val="24"/>
           <w:rFonts w:ascii="Times New Roman" w:cs="Times New Roman" w:eastAsia="Times New Roman" w:hAnsi="Times New Roman"/>
         </w:rPr>
-        <w:t xml:space="preserve">Порода: гранит. Коммерческое наименование: м-ния Жалгыз. Структура: мелко- и среднезернистая, массивная, массивная. Цвет: серо-розовый с тёмными вкраплениями. Характерная особенность: минимальное содержание жил и микротрещин — требование 1-й категории подбора.</w:t>
+        <w:t xml:space="preserve">Порода: гранит. Коммерческое наименование: м-ния Жалгыз. Структура: мелко- и среднезернистая, массивная. Цвет: серо-розовый с тёмными вкраплениями. Характерная особенность: минимальное содержание жил и микротрещин — требование 1-й категории подбора.</w:t>
       </w:r>
     </w:p>
     <w:p>
@@ -663,7 +663,7 @@
           <w:szCs w:val="24"/>
           <w:rFonts w:ascii="Times New Roman" w:cs="Times New Roman" w:eastAsia="Times New Roman" w:hAnsi="Times New Roman"/>
         </w:rPr>
-        <w:t xml:space="preserve">Сырьевой блок: гранит м-ния Жалгыз 1-й категории по ГОСТ 9479-2011, размер 3200×1500×1000 мм, объём 4,5 м³, расчётная масса ~7,2 т (при плотности ~2620 кг/м³ — принято как консервативная оценка; уточняется по сертификату поставщика). определения грузоподъёмности подъёмных механизмов. Фактическая масса уточняется по сертификату поставщика.</w:t>
+        <w:t xml:space="preserve">Сырьевой блок: гранит м-ния Жалгыз 1-й категории по ГОСТ 9479-2011, размер 3200×1500×1000 мм, объём 4,5 м³, расчётная масса ~7,2 т (при плотности ~2620 кг/м³ — средним значением для данного месторождения; уточняется по сертификату поставщика). определения грузоподъёмности подъёмных механизмов. Фактическая масса уточняется по сертификату поставщика.</w:t>
       </w:r>
     </w:p>
     <w:p>
@@ -11996,7 +11996,7 @@
           <w:szCs w:val="24"/>
           <w:rFonts w:ascii="Times New Roman" w:cs="Times New Roman" w:eastAsia="Times New Roman" w:hAnsi="Times New Roman"/>
         </w:rPr>
-        <w:t xml:space="preserve">Несмотря на то что гранит м-ния Жалгыз содержит значительно меньше кварца, чем гранит, общецеховые меры профилактики силикоза ОБЯЗАТЕЛЬНЫ на всех операциях механической обработки (распиловка, калибровка, фаскование, лощение, шлифовка, зачистка). Применение полумаски-респиратора (FFP2+), защитных очков/щитка, средств защиты слуха, перчаток и спецобуви является обязательным. Сухая обработка гранита без работающей промышленной вентиляции — ЗАПРЕЩЕНА. Сдувание пыли сжатым воздухом при неработающей промышленной вытяжке — ЗАПРЕЩЕНО. Уборка каменной пыли — только влажным способом (СанПиН 1.2.3685-21).</w:t>
+        <w:t xml:space="preserve">Гранит м-ния Жалгыз содержит кварц (~25-30%), требуется строгое соблюдение мер профилактики силикоза (FFP3/СИЗОД, влажная резка, промышленная вентиляция). Общецеховые меры профилактики силикоза ОБЯЗАТЕЛЬНЫ на всех операциях механической обработки (распиловка, калибровка, фаскование, лощение, шлифовка, зачистка). Применение полумаски-респиратора (FFP2+), защитных очков/щитка, средств защиты слуха, перчаток и спецобуви является обязательным. Сухая обработка гранита без работающей промышленной вентиляции — ЗАПРЕЩЕНА. Сдувание пыли сжатым воздухом при неработающей промышленной вытяжке — ЗАПРЕЩЕНО. Уборка каменной пыли — только влажным способом (СанПиН 1.2.3685-21).</w:t>
       </w:r>
     </w:p>
     <w:p>
